--- a/FuncEcol/03_final submission/Cover page.docx
+++ b/FuncEcol/03_final submission/Cover page.docx
@@ -1,6 +1,6 @@
 
 <file path=word/document.xml><?xml version="1.0" encoding="utf-8"?>
-<w:document xmlns:wpc="http://schemas.microsoft.com/office/word/2010/wordprocessingCanvas" xmlns:cx="http://schemas.microsoft.com/office/drawing/2014/chartex" xmlns:cx1="http://schemas.microsoft.com/office/drawing/2015/9/8/chartex" xmlns:cx2="http://schemas.microsoft.com/office/drawing/2015/10/21/chartex" xmlns:cx3="http://schemas.microsoft.com/office/drawing/2016/5/9/chartex" xmlns:cx4="http://schemas.microsoft.com/office/drawing/2016/5/10/chartex" xmlns:cx5="http://schemas.microsoft.com/office/drawing/2016/5/11/chartex" xmlns:cx6="http://schemas.microsoft.com/office/drawing/2016/5/12/chartex" xmlns:cx7="http://schemas.microsoft.com/office/drawing/2016/5/13/chartex" xmlns:cx8="http://schemas.microsoft.com/office/drawing/2016/5/14/chartex" xmlns:mc="http://schemas.openxmlformats.org/markup-compatibility/2006" xmlns:m="http://schemas.openxmlformats.org/officeDocument/2006/math" xmlns:aink="http://schemas.microsoft.com/office/drawing/2016/ink" xmlns:am3d="http://schemas.microsoft.com/office/drawing/2017/model3d" xmlns:oel="http://schemas.microsoft.com/office/2019/extlst" xmlns:r="http://schemas.openxmlformats.org/officeDocument/2006/relationships" xmlns:wp14="http://schemas.microsoft.com/office/word/2010/wordprocessingDrawing" xmlns:wp="http://schemas.openxmlformats.org/drawingml/2006/wordprocessingDrawing" xmlns:wpg="http://schemas.microsoft.com/office/word/2010/wordprocessingGroup" xmlns:wpi="http://schemas.microsoft.com/office/word/2010/wordprocessingInk" xmlns:wps="http://schemas.microsoft.com/office/word/2010/wordprocessingShape" xmlns:o="urn:schemas-microsoft-com:office:office" xmlns:v="urn:schemas-microsoft-com:vml" xmlns:w10="urn:schemas-microsoft-com:office:word" xmlns:w="http://schemas.openxmlformats.org/wordprocessingml/2006/main" xmlns:w14="http://schemas.microsoft.com/office/word/2010/wordml" xmlns:w15="http://schemas.microsoft.com/office/word/2012/wordml" xmlns:w16cei="http://schemas.microsoft.com/office/word/2026/wordml/cei" xmlns:w16cex="http://schemas.microsoft.com/office/word/2018/wordml/cex" xmlns:w16cid="http://schemas.microsoft.com/office/word/2016/wordml/cid" xmlns:w16="http://schemas.microsoft.com/office/word/2018/wordml" xmlns:w16sdtdh="http://schemas.microsoft.com/office/word/2020/wordml/sdtdatahash" xmlns:w16sdtfl="http://schemas.microsoft.com/office/word/2024/wordml/sdtformatlock" xmlns:w16se="http://schemas.microsoft.com/office/word/2015/wordml/symex" xmlns:w16du="http://schemas.microsoft.com/office/word/2023/wordml/word16du" xmlns:wne="http://schemas.microsoft.com/office/word/2006/wordml" mc:Ignorable="w14 w15 w16se w16cid w16 w16cex w16sdtdh w16sdtfl w16du wp14">
+<w:document xmlns:wpc="http://schemas.microsoft.com/office/word/2010/wordprocessingCanvas" xmlns:cx="http://schemas.microsoft.com/office/drawing/2014/chartex" xmlns:cx1="http://schemas.microsoft.com/office/drawing/2015/9/8/chartex" xmlns:cx2="http://schemas.microsoft.com/office/drawing/2015/10/21/chartex" xmlns:cx3="http://schemas.microsoft.com/office/drawing/2016/5/9/chartex" xmlns:cx4="http://schemas.microsoft.com/office/drawing/2016/5/10/chartex" xmlns:cx5="http://schemas.microsoft.com/office/drawing/2016/5/11/chartex" xmlns:cx6="http://schemas.microsoft.com/office/drawing/2016/5/12/chartex" xmlns:cx7="http://schemas.microsoft.com/office/drawing/2016/5/13/chartex" xmlns:cx8="http://schemas.microsoft.com/office/drawing/2016/5/14/chartex" xmlns:mc="http://schemas.openxmlformats.org/markup-compatibility/2006" xmlns:m="http://schemas.openxmlformats.org/officeDocument/2006/math" xmlns:aink="http://schemas.microsoft.com/office/drawing/2016/ink" xmlns:am3d="http://schemas.microsoft.com/office/drawing/2017/model3d" xmlns:oel="http://schemas.microsoft.com/office/2019/extlst" xmlns:r="http://schemas.openxmlformats.org/officeDocument/2006/relationships" xmlns:wp14="http://schemas.microsoft.com/office/word/2010/wordprocessingDrawing" xmlns:wp="http://schemas.openxmlformats.org/drawingml/2006/wordprocessingDrawing" xmlns:wpg="http://schemas.microsoft.com/office/word/2010/wordprocessingGroup" xmlns:wpi="http://schemas.microsoft.com/office/word/2010/wordprocessingInk" xmlns:wps="http://schemas.microsoft.com/office/word/2010/wordprocessingShape" xmlns:o="urn:schemas-microsoft-com:office:office" xmlns:v="urn:schemas-microsoft-com:vml" xmlns:w10="urn:schemas-microsoft-com:office:word" xmlns:w="http://schemas.openxmlformats.org/wordprocessingml/2006/main" xmlns:w14="http://schemas.microsoft.com/office/word/2010/wordml" xmlns:w15="http://schemas.microsoft.com/office/word/2012/wordml" xmlns:w16cex="http://schemas.microsoft.com/office/word/2018/wordml/cex" xmlns:w16cid="http://schemas.microsoft.com/office/word/2016/wordml/cid" xmlns:w16="http://schemas.microsoft.com/office/word/2018/wordml" xmlns:w16sdtdh="http://schemas.microsoft.com/office/word/2020/wordml/sdtdatahash" xmlns:w16sdtfl="http://schemas.microsoft.com/office/word/2024/wordml/sdtformatlock" xmlns:w16se="http://schemas.microsoft.com/office/word/2015/wordml/symex" xmlns:w16du="http://schemas.microsoft.com/office/word/2023/wordml/word16du" xmlns:wne="http://schemas.microsoft.com/office/word/2006/wordml" mc:Ignorable="w14 w15 w16se w16cid w16 w16cex w16sdtdh w16sdtfl w16du wp14">
   <w:body>
     <w:p>
       <w:pPr>
@@ -329,8 +329,8 @@
           <w:color w:val="000000" w:themeColor="text1"/>
         </w:rPr>
       </w:pPr>
-      <w:bookmarkStart w:id="0" w:name="ethics"/>
-      <w:bookmarkStart w:id="1" w:name="acknowledgements"/>
+      <w:bookmarkStart w:id="0" w:name="acknowledgements"/>
+      <w:bookmarkStart w:id="1" w:name="ethics"/>
       <w:r>
         <w:rPr>
           <w:rFonts w:ascii="Times New Roman" w:hAnsi="Times New Roman" w:cs="Times New Roman"/>
@@ -415,7 +415,7 @@
         </w:rPr>
       </w:pPr>
       <w:bookmarkStart w:id="2" w:name="conflict-of-interest-declaration"/>
-      <w:bookmarkEnd w:id="1"/>
+      <w:bookmarkEnd w:id="0"/>
       <w:r>
         <w:rPr>
           <w:rFonts w:ascii="Times New Roman" w:hAnsi="Times New Roman" w:cs="Times New Roman"/>
@@ -474,7 +474,273 @@
           <w:rFonts w:cs="Times New Roman"/>
           <w:color w:val="000000" w:themeColor="text1"/>
         </w:rPr>
-        <w:t>Conceptualization: P.R., D.C.L., O.L.C., C.R.F., D.W.A.N.; Data curation: P.R., D.C.L.; Formal analysis: P.R.; Funding acquisition: C.R.F., D.W.A.N.; Investigation: P.R., D.C.L..; Methodology: P.R., D.C.L., O.L.C., C.R.F., D.W.A.N.; Project administration: P.R., D.C.L.; Resources: D.W.A.N.; Supervision: D.W.A.N., C.R.F.; Validation: P.R., D.C.L., D.W.A.N.; Visualization: P.R.; Writing – original draft: P.R.; Writing – review &amp; editing: All authors. All authors gave final approval for publication and agreed to be held accountable for the work performed therein.</w:t>
+        <w:t>Pablo Recio</w:t>
+      </w:r>
+      <w:r>
+        <w:rPr>
+          <w:rFonts w:cs="Times New Roman"/>
+          <w:color w:val="000000" w:themeColor="text1"/>
+        </w:rPr>
+        <w:t xml:space="preserve">, </w:t>
+      </w:r>
+      <w:r>
+        <w:rPr>
+          <w:rFonts w:cs="Times New Roman"/>
+          <w:color w:val="000000" w:themeColor="text1"/>
+        </w:rPr>
+        <w:t>Dalton C. Leibold</w:t>
+      </w:r>
+      <w:r>
+        <w:rPr>
+          <w:rFonts w:cs="Times New Roman"/>
+          <w:color w:val="000000" w:themeColor="text1"/>
+        </w:rPr>
+        <w:t xml:space="preserve">, </w:t>
+      </w:r>
+      <w:r>
+        <w:rPr>
+          <w:rFonts w:cs="Times New Roman"/>
+          <w:color w:val="000000" w:themeColor="text1"/>
+        </w:rPr>
+        <w:t>Ondi L. Crino</w:t>
+      </w:r>
+      <w:r>
+        <w:rPr>
+          <w:rFonts w:cs="Times New Roman"/>
+          <w:color w:val="000000" w:themeColor="text1"/>
+        </w:rPr>
+        <w:t xml:space="preserve">, </w:t>
+      </w:r>
+      <w:r>
+        <w:rPr>
+          <w:rFonts w:cs="Times New Roman"/>
+          <w:color w:val="000000" w:themeColor="text1"/>
+        </w:rPr>
+        <w:t>Christopher R. Friesen</w:t>
+      </w:r>
+      <w:r>
+        <w:rPr>
+          <w:rFonts w:cs="Times New Roman"/>
+          <w:color w:val="000000" w:themeColor="text1"/>
+        </w:rPr>
+        <w:t xml:space="preserve">, </w:t>
+      </w:r>
+      <w:r>
+        <w:rPr>
+          <w:rFonts w:cs="Times New Roman"/>
+          <w:color w:val="000000" w:themeColor="text1"/>
+        </w:rPr>
+        <w:t>Daniel W.A. Noble c</w:t>
+      </w:r>
+      <w:r>
+        <w:rPr>
+          <w:rFonts w:cs="Times New Roman"/>
+          <w:color w:val="000000" w:themeColor="text1"/>
+        </w:rPr>
+        <w:t>onceptualiz</w:t>
+      </w:r>
+      <w:r>
+        <w:rPr>
+          <w:rFonts w:cs="Times New Roman"/>
+          <w:color w:val="000000" w:themeColor="text1"/>
+        </w:rPr>
+        <w:t>ed the paper idea and the methodology.</w:t>
+      </w:r>
+      <w:r>
+        <w:rPr>
+          <w:rFonts w:cs="Times New Roman"/>
+          <w:color w:val="000000" w:themeColor="text1"/>
+        </w:rPr>
+        <w:t xml:space="preserve"> </w:t>
+      </w:r>
+      <w:r>
+        <w:rPr>
+          <w:rFonts w:cs="Times New Roman"/>
+          <w:color w:val="000000" w:themeColor="text1"/>
+        </w:rPr>
+        <w:t>Pablo Recio and</w:t>
+      </w:r>
+      <w:r>
+        <w:rPr>
+          <w:rFonts w:cs="Times New Roman"/>
+          <w:color w:val="000000" w:themeColor="text1"/>
+        </w:rPr>
+        <w:t xml:space="preserve"> </w:t>
+      </w:r>
+      <w:r>
+        <w:rPr>
+          <w:rFonts w:cs="Times New Roman"/>
+          <w:color w:val="000000" w:themeColor="text1"/>
+        </w:rPr>
+        <w:t xml:space="preserve">Dalton C. Leibold obtained and curated the data. </w:t>
+      </w:r>
+      <w:r>
+        <w:rPr>
+          <w:rFonts w:cs="Times New Roman"/>
+          <w:color w:val="000000" w:themeColor="text1"/>
+        </w:rPr>
+        <w:t>Christopher R. Friesen</w:t>
+      </w:r>
+      <w:r>
+        <w:rPr>
+          <w:rFonts w:cs="Times New Roman"/>
+          <w:color w:val="000000" w:themeColor="text1"/>
+        </w:rPr>
+        <w:t xml:space="preserve">, </w:t>
+      </w:r>
+      <w:r>
+        <w:rPr>
+          <w:rFonts w:cs="Times New Roman"/>
+          <w:color w:val="000000" w:themeColor="text1"/>
+        </w:rPr>
+        <w:t>Daniel W.A. Noble</w:t>
+      </w:r>
+      <w:r>
+        <w:rPr>
+          <w:rFonts w:cs="Times New Roman"/>
+          <w:color w:val="000000" w:themeColor="text1"/>
+        </w:rPr>
+        <w:t xml:space="preserve"> obtained and administered funding and resources.  </w:t>
+      </w:r>
+      <w:r>
+        <w:rPr>
+          <w:rFonts w:cs="Times New Roman"/>
+          <w:color w:val="000000" w:themeColor="text1"/>
+        </w:rPr>
+        <w:t>Daniel W.A. Noble</w:t>
+      </w:r>
+      <w:r>
+        <w:rPr>
+          <w:rFonts w:cs="Times New Roman"/>
+          <w:color w:val="000000" w:themeColor="text1"/>
+        </w:rPr>
+        <w:t xml:space="preserve"> supervised the study. </w:t>
+      </w:r>
+      <w:r>
+        <w:rPr>
+          <w:rFonts w:cs="Times New Roman"/>
+          <w:color w:val="000000" w:themeColor="text1"/>
+        </w:rPr>
+        <w:t>Pablo Recio</w:t>
+      </w:r>
+      <w:r>
+        <w:rPr>
+          <w:rFonts w:cs="Times New Roman"/>
+          <w:color w:val="000000" w:themeColor="text1"/>
+        </w:rPr>
+        <w:t xml:space="preserve">, </w:t>
+      </w:r>
+      <w:r>
+        <w:rPr>
+          <w:rFonts w:cs="Times New Roman"/>
+          <w:color w:val="000000" w:themeColor="text1"/>
+        </w:rPr>
+        <w:t>Dalton C. Leibold</w:t>
+      </w:r>
+      <w:r>
+        <w:rPr>
+          <w:rFonts w:cs="Times New Roman"/>
+          <w:color w:val="000000" w:themeColor="text1"/>
+        </w:rPr>
+        <w:t xml:space="preserve">, </w:t>
+      </w:r>
+      <w:r>
+        <w:rPr>
+          <w:rFonts w:cs="Times New Roman"/>
+          <w:color w:val="000000" w:themeColor="text1"/>
+        </w:rPr>
+        <w:t>Daniel W.A. Noble</w:t>
+      </w:r>
+      <w:r>
+        <w:rPr>
+          <w:rFonts w:cs="Times New Roman"/>
+          <w:color w:val="000000" w:themeColor="text1"/>
+        </w:rPr>
+        <w:t xml:space="preserve"> validated the data and analyses. Pablo Recio performed the statistical</w:t>
+      </w:r>
+      <w:r>
+        <w:rPr>
+          <w:rFonts w:cs="Times New Roman"/>
+          <w:color w:val="000000" w:themeColor="text1"/>
+        </w:rPr>
+        <w:t xml:space="preserve"> </w:t>
+      </w:r>
+      <w:r>
+        <w:rPr>
+          <w:rFonts w:cs="Times New Roman"/>
+          <w:color w:val="000000" w:themeColor="text1"/>
+        </w:rPr>
+        <w:t>analys</w:t>
+      </w:r>
+      <w:r>
+        <w:rPr>
+          <w:rFonts w:cs="Times New Roman"/>
+          <w:color w:val="000000" w:themeColor="text1"/>
+        </w:rPr>
+        <w:t>e</w:t>
+      </w:r>
+      <w:r>
+        <w:rPr>
+          <w:rFonts w:cs="Times New Roman"/>
+          <w:color w:val="000000" w:themeColor="text1"/>
+        </w:rPr>
+        <w:t>s</w:t>
+      </w:r>
+      <w:r>
+        <w:rPr>
+          <w:rFonts w:cs="Times New Roman"/>
+          <w:color w:val="000000" w:themeColor="text1"/>
+        </w:rPr>
+        <w:t xml:space="preserve"> and wrote the</w:t>
+      </w:r>
+      <w:r>
+        <w:rPr>
+          <w:rFonts w:cs="Times New Roman"/>
+          <w:color w:val="000000" w:themeColor="text1"/>
+        </w:rPr>
+        <w:t xml:space="preserve"> original draft: </w:t>
+      </w:r>
+      <w:r>
+        <w:rPr>
+          <w:rFonts w:cs="Times New Roman"/>
+          <w:color w:val="000000" w:themeColor="text1"/>
+        </w:rPr>
+        <w:t>Pablo Recio. All authors collaborated on</w:t>
+      </w:r>
+      <w:r>
+        <w:rPr>
+          <w:rFonts w:cs="Times New Roman"/>
+          <w:color w:val="000000" w:themeColor="text1"/>
+        </w:rPr>
+        <w:t xml:space="preserve"> review </w:t>
+      </w:r>
+      <w:r>
+        <w:rPr>
+          <w:rFonts w:cs="Times New Roman"/>
+          <w:color w:val="000000" w:themeColor="text1"/>
+        </w:rPr>
+        <w:t>and</w:t>
+      </w:r>
+      <w:r>
+        <w:rPr>
+          <w:rFonts w:cs="Times New Roman"/>
+          <w:color w:val="000000" w:themeColor="text1"/>
+        </w:rPr>
+        <w:t xml:space="preserve"> editing</w:t>
+      </w:r>
+      <w:r>
+        <w:rPr>
+          <w:rFonts w:cs="Times New Roman"/>
+          <w:color w:val="000000" w:themeColor="text1"/>
+        </w:rPr>
+        <w:t xml:space="preserve"> the manuscript</w:t>
+      </w:r>
+      <w:r>
+        <w:rPr>
+          <w:rFonts w:cs="Times New Roman"/>
+          <w:color w:val="000000" w:themeColor="text1"/>
+        </w:rPr>
+        <w:t>. All authors gave final approval for publication and agreed to be held accountable for the work performed therein.</w:t>
       </w:r>
     </w:p>
     <w:p>
@@ -578,7 +844,7 @@
           <w:rFonts w:cs="Times New Roman"/>
           <w:color w:val="000000" w:themeColor="text1"/>
         </w:rPr>
-        <w:t xml:space="preserve"> solution (a potent anesthetic) followed by decapitation. We monitored the animals to ensure there was no irritation from the agent as indicated by distressed animals. </w:t>
+        <w:t xml:space="preserve"> solution (a potent anesthetic) followed by decapitation. We monitored the </w:t>
       </w:r>
       <w:r>
         <w:rPr>
@@ -586,7 +852,7 @@
           <w:color w:val="000000" w:themeColor="text1"/>
         </w:rPr>
         <w:lastRenderedPageBreak/>
-        <w:t>Before disposing of the lizard, we confirmed the absence of righting response and pinching reflex in one of the front limbs. All the protocols complied with Australian law and were approved by the Australian National University Animal Experimentation Ethics Committee (A2022/33).</w:t>
+        <w:t>animals to ensure there was no irritation from the agent as indicated by distressed animals. Before disposing of the lizard, we confirmed the absence of righting response and pinching reflex in one of the front limbs. All the protocols complied with Australian law and were approved by the Australian National University Animal Experimentation Ethics Committee (A2022/33).</w:t>
       </w:r>
     </w:p>
     <w:p>
@@ -599,7 +865,7 @@
         </w:rPr>
       </w:pPr>
       <w:bookmarkStart w:id="5" w:name="funding"/>
-      <w:bookmarkEnd w:id="0"/>
+      <w:bookmarkEnd w:id="1"/>
       <w:r>
         <w:rPr>
           <w:rFonts w:ascii="Times New Roman" w:hAnsi="Times New Roman" w:cs="Times New Roman"/>
@@ -622,7 +888,42 @@
           <w:rFonts w:cs="Times New Roman"/>
           <w:color w:val="000000" w:themeColor="text1"/>
         </w:rPr>
-        <w:t>This work was supported by a National Australian University fellowship (to P.R. and D.C.L.), and the Australian Research Council (grant no. DP210101152) to D.N. and C.R.F.</w:t>
+        <w:t xml:space="preserve">This work was supported by a National Australian University fellowship (to </w:t>
+      </w:r>
+      <w:r>
+        <w:rPr>
+          <w:rFonts w:cs="Times New Roman"/>
+          <w:color w:val="000000" w:themeColor="text1"/>
+        </w:rPr>
+        <w:t>Pablo Recio</w:t>
+      </w:r>
+      <w:r>
+        <w:rPr>
+          <w:rFonts w:cs="Times New Roman"/>
+          <w:color w:val="000000" w:themeColor="text1"/>
+        </w:rPr>
+        <w:t xml:space="preserve"> and </w:t>
+      </w:r>
+      <w:r>
+        <w:rPr>
+          <w:rFonts w:cs="Times New Roman"/>
+          <w:color w:val="000000" w:themeColor="text1"/>
+        </w:rPr>
+        <w:t>Dalton C. Leibold</w:t>
+      </w:r>
+      <w:r>
+        <w:rPr>
+          <w:rFonts w:cs="Times New Roman"/>
+          <w:color w:val="000000" w:themeColor="text1"/>
+        </w:rPr>
+        <w:t xml:space="preserve">), and the Australian Research Council (grant no. DP210101152) to D.N. and </w:t>
+      </w:r>
+      <w:r>
+        <w:rPr>
+          <w:rFonts w:cs="Times New Roman"/>
+          <w:color w:val="000000" w:themeColor="text1"/>
+        </w:rPr>
+        <w:t>Christopher R. Friesen</w:t>
       </w:r>
     </w:p>
     <w:bookmarkEnd w:id="5"/>

--- a/FuncEcol/03_final submission/Cover page.docx
+++ b/FuncEcol/03_final submission/Cover page.docx
@@ -572,14 +572,7 @@
           <w:rFonts w:cs="Times New Roman"/>
           <w:color w:val="000000" w:themeColor="text1"/>
         </w:rPr>
-        <w:t xml:space="preserve">Dalton C. Leibold obtained and curated the data. </w:t>
-      </w:r>
-      <w:r>
-        <w:rPr>
-          <w:rFonts w:cs="Times New Roman"/>
-          <w:color w:val="000000" w:themeColor="text1"/>
-        </w:rPr>
-        <w:t>Christopher R. Friesen</w:t>
+        <w:t>Dalton C. Leibold obtained and curated the data. Christopher R. Friesen</w:t>
       </w:r>
       <w:r>
         <w:rPr>
@@ -593,35 +586,7 @@
           <w:rFonts w:cs="Times New Roman"/>
           <w:color w:val="000000" w:themeColor="text1"/>
         </w:rPr>
-        <w:t>Daniel W.A. Noble</w:t>
-      </w:r>
-      <w:r>
-        <w:rPr>
-          <w:rFonts w:cs="Times New Roman"/>
-          <w:color w:val="000000" w:themeColor="text1"/>
-        </w:rPr>
-        <w:t xml:space="preserve"> obtained and administered funding and resources.  </w:t>
-      </w:r>
-      <w:r>
-        <w:rPr>
-          <w:rFonts w:cs="Times New Roman"/>
-          <w:color w:val="000000" w:themeColor="text1"/>
-        </w:rPr>
-        <w:t>Daniel W.A. Noble</w:t>
-      </w:r>
-      <w:r>
-        <w:rPr>
-          <w:rFonts w:cs="Times New Roman"/>
-          <w:color w:val="000000" w:themeColor="text1"/>
-        </w:rPr>
-        <w:t xml:space="preserve"> supervised the study. </w:t>
-      </w:r>
-      <w:r>
-        <w:rPr>
-          <w:rFonts w:cs="Times New Roman"/>
-          <w:color w:val="000000" w:themeColor="text1"/>
-        </w:rPr>
-        <w:t>Pablo Recio</w:t>
+        <w:t>Daniel W.A. Noble obtained and administered funding and resources.  Daniel W.A. Noble supervised the study. Pablo Recio</w:t>
       </w:r>
       <w:r>
         <w:rPr>
@@ -649,14 +614,7 @@
           <w:rFonts w:cs="Times New Roman"/>
           <w:color w:val="000000" w:themeColor="text1"/>
         </w:rPr>
-        <w:t>Daniel W.A. Noble</w:t>
-      </w:r>
-      <w:r>
-        <w:rPr>
-          <w:rFonts w:cs="Times New Roman"/>
-          <w:color w:val="000000" w:themeColor="text1"/>
-        </w:rPr>
-        <w:t xml:space="preserve"> validated the data and analyses. Pablo Recio performed the statistical</w:t>
+        <w:t>Daniel W.A. Noble validated the data and analyses. Pablo Recio performed the statistical</w:t>
       </w:r>
       <w:r>
         <w:rPr>
@@ -776,18 +734,59 @@
           <w:rFonts w:cs="Times New Roman"/>
           <w:color w:val="000000" w:themeColor="text1"/>
         </w:rPr>
-        <w:t xml:space="preserve">All data, data description, and R code are available in public repository </w:t>
-      </w:r>
-      <w:hyperlink r:id="rId4">
-        <w:r>
-          <w:rPr>
-            <w:rStyle w:val="Hyperlink"/>
-            <w:rFonts w:cs="Times New Roman"/>
-            <w:color w:val="000000" w:themeColor="text1"/>
-          </w:rPr>
-          <w:t>https://github.com/Pablo-Recio/CORT_Temp_PreyD</w:t>
-        </w:r>
-      </w:hyperlink>
+        <w:t>All data, data description, and R code are available in public repository</w:t>
+      </w:r>
+      <w:r>
+        <w:rPr>
+          <w:rFonts w:cs="Times New Roman"/>
+          <w:color w:val="000000" w:themeColor="text1"/>
+        </w:rPr>
+        <w:t xml:space="preserve">: </w:t>
+      </w:r>
+      <w:r>
+        <w:rPr>
+          <w:rFonts w:cs="Times New Roman"/>
+          <w:color w:val="000000" w:themeColor="text1"/>
+        </w:rPr>
+        <w:t>https://doi.org/10.5281/zenodo.22934882</w:t>
+      </w:r>
+      <w:r>
+        <w:rPr>
+          <w:rFonts w:cs="Times New Roman"/>
+          <w:color w:val="000000" w:themeColor="text1"/>
+        </w:rPr>
+        <w:t>,</w:t>
+      </w:r>
+      <w:r>
+        <w:rPr>
+          <w:rFonts w:cs="Times New Roman"/>
+          <w:color w:val="000000" w:themeColor="text1"/>
+        </w:rPr>
+        <w:t xml:space="preserve"> Recio</w:t>
+      </w:r>
+      <w:r>
+        <w:rPr>
+          <w:rFonts w:cs="Times New Roman"/>
+          <w:color w:val="000000" w:themeColor="text1"/>
+        </w:rPr>
+        <w:t xml:space="preserve"> </w:t>
+      </w:r>
+      <w:r>
+        <w:rPr>
+          <w:rFonts w:cs="Times New Roman"/>
+          <w:i/>
+          <w:iCs/>
+          <w:color w:val="000000" w:themeColor="text1"/>
+        </w:rPr>
+        <w:t>et al.</w:t>
+      </w:r>
+      <w:r>
+        <w:rPr>
+          <w:rFonts w:cs="Times New Roman"/>
+          <w:color w:val="000000" w:themeColor="text1"/>
+        </w:rPr>
+        <w:t xml:space="preserve"> 2026</w:t>
+      </w:r>
       <w:r>
         <w:rPr>
           <w:rFonts w:cs="Times New Roman"/>
